--- a/surat/Surat Permohonan Magang.docx
+++ b/surat/Surat Permohonan Magang.docx
@@ -52,13 +52,7 @@
           <w:color w:val="000000" w:themeColor="text1"/>
           <w:lang w:val="sv-SE"/>
         </w:rPr>
-        <w:t>651</w:t>
-      </w:r>
-      <w:r>
-        <w:rPr>
-          <w:lang w:val="sv-SE"/>
-        </w:rPr>
-        <w:t>/PL20.6.1/PK.01.06/2025</w:t>
+        <w:t>{{NomorSurat}}</w:t>
       </w:r>
       <w:r>
         <w:rPr>
@@ -78,7 +72,7 @@
           <w:color w:val="EE0000"/>
           <w:lang w:val="sv-SE"/>
         </w:rPr>
-        <w:t xml:space="preserve">22 Juli 2025   </w:t>
+        <w:t xml:space="preserve">{{Tanggal}}   </w:t>
       </w:r>
     </w:p>
     <w:p>
@@ -210,7 +204,7 @@
           <w:color w:val="EE0000"/>
           <w:lang w:val="sv-SE"/>
         </w:rPr>
-        <w:t>PT. Bumi Karsa</w:t>
+        <w:t>{{InstansiNama}}</w:t>
       </w:r>
     </w:p>
     <w:p>
@@ -237,25 +231,7 @@
           <w:lang w:val="sv-SE"/>
         </w:rPr>
         <w:tab/>
-        <w:t xml:space="preserve">Reuleut, Kecamatan Muara Batu, </w:t>
-      </w:r>
-    </w:p>
-    <w:p>
-      <w:pPr>
-        <w:ind w:left="1418" w:right="1050" w:firstLine="12"/>
-        <w:rPr>
-          <w:b/>
-          <w:color w:val="EE0000"/>
-          <w:lang w:val="sv-SE"/>
-        </w:rPr>
-      </w:pPr>
-      <w:r>
-        <w:rPr>
-          <w:b/>
-          <w:color w:val="EE0000"/>
-          <w:lang w:val="sv-SE"/>
-        </w:rPr>
-        <w:t>Kabupaten Aceh Utara</w:t>
+        <w:t xml:space="preserve">{{InstansiAlamat}}</w:t>
       </w:r>
     </w:p>
     <w:p>
@@ -376,7 +352,7 @@
           <w:color w:val="EE0000"/>
           <w:lang w:val="id-ID"/>
         </w:rPr>
-        <w:t>Pekerjaan Pembangunan Gedung RKU A dan Gedung RKU B.</w:t>
+        <w:t>{{PekerjaanNama}}.</w:t>
       </w:r>
     </w:p>
     <w:p>
@@ -450,7 +426,7 @@
           <w:lang w:val="sv-SE"/>
         </w:rPr>
         <w:tab/>
-        <w:t>: Imam Barazi Akbar Putra</w:t>
+        <w:t>: {{Nama}}</w:t>
       </w:r>
       <w:r>
         <w:rPr>
@@ -484,7 +460,7 @@
           <w:lang w:val="sv-SE"/>
         </w:rPr>
         <w:tab/>
-        <w:t>: 2022223030022</w:t>
+        <w:t>: {{NIM}}</w:t>
       </w:r>
     </w:p>
     <w:p>
@@ -615,7 +591,7 @@
           <w:lang w:val="sv-SE"/>
         </w:rPr>
         <w:tab/>
-        <w:t>: 0895-4282-04812</w:t>
+        <w:t>: {{NoHP}}</w:t>
       </w:r>
     </w:p>
     <w:p>
@@ -647,7 +623,7 @@
           <w:color w:val="EE0000"/>
           <w:lang w:val="sv-SE"/>
         </w:rPr>
-        <w:t xml:space="preserve">6 (enam) bulan, </w:t>
+        <w:t xml:space="preserve">{{DurasiMagang}}, </w:t>
       </w:r>
       <w:r>
         <w:rPr>
